--- a/Chapter 011 - Armour.docx
+++ b/Chapter 011 - Armour.docx
@@ -220,18 +220,15 @@
         <w:t xml:space="preserve"> </w:t>
       </w:r>
       <w:r>
-        <w:t>was a client</w:t>
-      </w:r>
-      <w:r>
-        <w:t xml:space="preserve"> and </w:t>
+        <w:t xml:space="preserve">was a </w:t>
       </w:r>
       <w:proofErr w:type="gramStart"/>
       <w:r>
-        <w:t>so,</w:t>
+        <w:t>client</w:t>
       </w:r>
       <w:proofErr w:type="gramEnd"/>
       <w:r>
-        <w:t xml:space="preserve"> Klee couldn’t tell him to </w:t>
+        <w:t xml:space="preserve"> and so Klee couldn’t tell him to </w:t>
       </w:r>
       <w:proofErr w:type="gramStart"/>
       <w:r>
@@ -260,7 +257,19 @@
       </w:r>
       <w:proofErr w:type="spellEnd"/>
       <w:r>
-        <w:t xml:space="preserve"> Terpsichore, it is very disappointing. I was talking with </w:t>
+        <w:t xml:space="preserve"> Terpsichore</w:t>
+      </w:r>
+      <w:r>
+        <w:t>.</w:t>
+      </w:r>
+      <w:r>
+        <w:t xml:space="preserve"> </w:t>
+      </w:r>
+      <w:r>
+        <w:t>I</w:t>
+      </w:r>
+      <w:r>
+        <w:t xml:space="preserve">t is very disappointing. I was talking with </w:t>
       </w:r>
       <w:proofErr w:type="spellStart"/>
       <w:r>
@@ -443,7 +452,13 @@
         <w:t>,</w:t>
       </w:r>
       <w:r>
-        <w:t xml:space="preserve"> what do you propose.”</w:t>
+        <w:t xml:space="preserve"> what do you propose</w:t>
+      </w:r>
+      <w:r>
+        <w:t>?</w:t>
+      </w:r>
+      <w:r>
+        <w:t>”</w:t>
       </w:r>
       <w:r>
         <w:br/>
@@ -490,7 +505,13 @@
       </w:r>
       <w:r>
         <w:br/>
-        <w:t>“Well, decent locks – probably a bolt for this back door, and some surveillance cameras.”</w:t>
+        <w:t>“Well, decent locks – probably a bolt for th</w:t>
+      </w:r>
+      <w:r>
+        <w:t>e</w:t>
+      </w:r>
+      <w:r>
+        <w:t xml:space="preserve"> back door, and some surveillance cameras.”</w:t>
       </w:r>
       <w:r>
         <w:br/>
@@ -579,7 +600,13 @@
       </w:r>
       <w:proofErr w:type="gramEnd"/>
       <w:r>
-        <w:t xml:space="preserve"> my days, and most of my nights engaged in my business. And this tends to spill over into family matters. It’s become a serious source of grievance for my wife.”</w:t>
+        <w:t xml:space="preserve"> my days, and most of my nights engaged in my business. </w:t>
+      </w:r>
+      <w:r>
+        <w:t xml:space="preserve">My approach to business </w:t>
+      </w:r>
+      <w:r>
+        <w:t>tends to spill over into family matters. It’s become a serious source of grievance for my wife.”</w:t>
       </w:r>
     </w:p>
     <w:p/>
@@ -593,6 +620,7 @@
     </w:p>
     <w:p>
       <w:r>
+        <w:lastRenderedPageBreak/>
         <w:t xml:space="preserve">Klee was very glad that he hadn’t been asked to justify his presence. Because </w:t>
       </w:r>
       <w:r>
